--- a/docs/architecture.docx
+++ b/docs/architecture.docx
@@ -122,7 +122,7 @@
           <w:rFonts w:ascii="Times New Roman" w:hAnsi="Times New Roman" w:eastAsia="Batang"/>
           <w:sz w:val="22"/>
         </w:rPr>
-        <w:t xml:space="preserve"> 1.1 </w:t>
+        <w:t xml:space="preserve"> 1.3 </w:t>
       </w:r>
       <w:r>
         <w:rPr>
@@ -137,7 +137,7 @@
           <w:rFonts w:ascii="Times New Roman" w:hAnsi="Times New Roman" w:eastAsia="Batang"/>
           <w:sz w:val="22"/>
         </w:rPr>
-        <w:t xml:space="preserve"> 2026-09-10</w:t>
+        <w:t xml:space="preserve"> 2026-09-13</w:t>
       </w:r>
     </w:p>
     <w:p/>
@@ -335,6 +335,19 @@
           <w:sz w:val="22"/>
         </w:rPr>
         <w:t>6. Write</w:t>
+      </w:r>
+    </w:p>
+    <w:p>
+      <w:pPr>
+        <w:pStyle w:val="ListBullet"/>
+        <w:spacing w:line="384" w:lineRule="auto" w:after="120"/>
+      </w:pPr>
+      <w:r>
+        <w:rPr>
+          <w:rFonts w:ascii="Times New Roman" w:hAnsi="Times New Roman" w:eastAsia="Batang"/>
+          <w:sz w:val="22"/>
+        </w:rPr>
+        <w:t>7. Validation without writing</w:t>
       </w:r>
     </w:p>
     <w:p>
@@ -2660,14 +2673,14 @@
           <w:b/>
           <w:sz w:val="22"/>
         </w:rPr>
-        <w:t>recognised but not decoded</w:t>
-      </w:r>
-      <w:r>
-        <w:rPr>
-          <w:rFonts w:ascii="Times New Roman" w:hAnsi="Times New Roman" w:eastAsia="Batang"/>
-          <w:sz w:val="22"/>
-        </w:rPr>
-        <w:t>, and fails the load with a</w:t>
+        <w:t>always recognised</w:t>
+      </w:r>
+      <w:r>
+        <w:rPr>
+          <w:rFonts w:ascii="Times New Roman" w:hAnsi="Times New Roman" w:eastAsia="Batang"/>
+          <w:sz w:val="22"/>
+        </w:rPr>
+        <w:t>, and decoded when built with the optional</w:t>
       </w:r>
     </w:p>
     <w:p>
@@ -2677,10 +2690,45 @@
       </w:pPr>
       <w:r>
         <w:rPr>
-          <w:rFonts w:ascii="Times New Roman" w:hAnsi="Times New Roman" w:eastAsia="Batang"/>
-          <w:sz w:val="22"/>
-        </w:rPr>
-        <w:t>precise error. Support is not compiled in, and recognising the format is what turns a corrupt parse into a clear message.</w:t>
+          <w:rFonts w:ascii="Consolas" w:hAnsi="Consolas" w:eastAsia="Consolas"/>
+          <w:sz w:val="18"/>
+        </w:rPr>
+        <w:t>zstd</w:t>
+      </w:r>
+      <w:r>
+        <w:rPr>
+          <w:rFonts w:ascii="Times New Roman" w:hAnsi="Times New Roman" w:eastAsia="Batang"/>
+          <w:sz w:val="22"/>
+        </w:rPr>
+        <w:t xml:space="preserve"> feature; without that feature it fails the load with a precise error rather than a corrupt parse. </w:t>
+      </w:r>
+      <w:r>
+        <w:rPr>
+          <w:rFonts w:ascii="Consolas" w:hAnsi="Consolas" w:eastAsia="Consolas"/>
+          <w:sz w:val="18"/>
+        </w:rPr>
+        <w:t>zstd::stream::read::Decoder</w:t>
+      </w:r>
+      <w:r>
+        <w:rPr>
+          <w:rFonts w:ascii="Times New Roman" w:hAnsi="Times New Roman" w:eastAsia="Batang"/>
+          <w:sz w:val="22"/>
+        </w:rPr>
+        <w:t xml:space="preserve"> concatenates frames until EOF by default, the same guarantee </w:t>
+      </w:r>
+      <w:r>
+        <w:rPr>
+          <w:rFonts w:ascii="Consolas" w:hAnsi="Consolas" w:eastAsia="Consolas"/>
+          <w:sz w:val="18"/>
+        </w:rPr>
+        <w:t>MultiGzDecoder</w:t>
+      </w:r>
+      <w:r>
+        <w:rPr>
+          <w:rFonts w:ascii="Times New Roman" w:hAnsi="Times New Roman" w:eastAsia="Batang"/>
+          <w:sz w:val="22"/>
+        </w:rPr>
+        <w:t xml:space="preserve"> gives gzip, so a multi-frame archive is read in full.</w:t>
       </w:r>
     </w:p>
     <w:p>
@@ -2736,7 +2784,78 @@
           <w:rFonts w:ascii="Times New Roman" w:hAnsi="Times New Roman" w:eastAsia="Batang"/>
           <w:sz w:val="22"/>
         </w:rPr>
-        <w:t xml:space="preserve"> one fails immediately. Adding zstd is a small change (one crate and one match arm), and should be made before asking the sender to switch, not after.</w:t>
+        <w:t xml:space="preserve"> one (zstd without the feature) fails immediately.</w:t>
+      </w:r>
+    </w:p>
+    <w:p>
+      <w:pPr>
+        <w:spacing w:line="384" w:lineRule="auto" w:after="120"/>
+        <w:jc w:val="both"/>
+      </w:pPr>
+      <w:r>
+        <w:rPr>
+          <w:rFonts w:ascii="Times New Roman" w:hAnsi="Times New Roman" w:eastAsia="Batang"/>
+          <w:sz w:val="22"/>
+        </w:rPr>
+        <w:t xml:space="preserve">zstd is a candidate for a faster serial floor than gzip, but </w:t>
+      </w:r>
+      <w:r>
+        <w:rPr>
+          <w:rFonts w:ascii="Times New Roman" w:hAnsi="Times New Roman" w:eastAsia="Batang"/>
+          <w:b/>
+          <w:sz w:val="22"/>
+        </w:rPr>
+        <w:t>measure before asking a sender to switch</w:t>
+      </w:r>
+      <w:r>
+        <w:rPr>
+          <w:rFonts w:ascii="Times New Roman" w:hAnsi="Times New Roman" w:eastAsia="Batang"/>
+          <w:sz w:val="22"/>
+        </w:rPr>
+        <w:t xml:space="preserve">: on one development machine, zstd's default level decoded only around 20% faster than gzip's default (pure-Rust) backend, not the large multiple sometimes assumed, and its ratio at that level was marginally worse. A number from the wrong machine is not a smaller version of the right answer, it is a different answer, exactly as </w:t>
+      </w:r>
+      <w:r>
+        <w:rPr>
+          <w:rFonts w:ascii="Consolas" w:hAnsi="Consolas" w:eastAsia="Consolas"/>
+          <w:sz w:val="18"/>
+        </w:rPr>
+        <w:t>examples/throughput.rs</w:t>
+      </w:r>
+      <w:r>
+        <w:rPr>
+          <w:rFonts w:ascii="Times New Roman" w:hAnsi="Times New Roman" w:eastAsia="Batang"/>
+          <w:sz w:val="22"/>
+        </w:rPr>
+        <w:t xml:space="preserve">'s own fixture-entropy warning says about measuring the wrong </w:t>
+      </w:r>
+      <w:r>
+        <w:rPr>
+          <w:rFonts w:ascii="Times New Roman" w:hAnsi="Times New Roman" w:eastAsia="Batang"/>
+          <w:i/>
+          <w:sz w:val="22"/>
+        </w:rPr>
+        <w:t>data</w:t>
+      </w:r>
+      <w:r>
+        <w:rPr>
+          <w:rFonts w:ascii="Times New Roman" w:hAnsi="Times New Roman" w:eastAsia="Batang"/>
+          <w:sz w:val="22"/>
+        </w:rPr>
+        <w:t xml:space="preserve"> shape. Run </w:t>
+      </w:r>
+      <w:r>
+        <w:rPr>
+          <w:rFonts w:ascii="Consolas" w:hAnsi="Consolas" w:eastAsia="Consolas"/>
+          <w:sz w:val="18"/>
+        </w:rPr>
+        <w:t>cargo run --release --features zstd --example throughput</w:t>
+      </w:r>
+      <w:r>
+        <w:rPr>
+          <w:rFonts w:ascii="Times New Roman" w:hAnsi="Times New Roman" w:eastAsia="Batang"/>
+          <w:sz w:val="22"/>
+        </w:rPr>
+        <w:t xml:space="preserve"> on hardware representative of the real driver before deciding either way.</w:t>
       </w:r>
     </w:p>
     <w:p>
@@ -3259,36 +3378,175 @@
           <w:rFonts w:ascii="Times New Roman" w:hAnsi="Times New Roman" w:eastAsia="Batang"/>
           <w:sz w:val="22"/>
         </w:rPr>
-        <w:t xml:space="preserve">Note that </w:t>
+        <w:t>Parquet encoding runs with [</w:t>
       </w:r>
       <w:r>
         <w:rPr>
           <w:rFonts w:ascii="Consolas" w:hAnsi="Consolas" w:eastAsia="Consolas"/>
           <w:sz w:val="18"/>
         </w:rPr>
-        <w:t>batch_bytes</w:t>
-      </w:r>
-      <w:r>
-        <w:rPr>
-          <w:rFonts w:ascii="Times New Roman" w:hAnsi="Times New Roman" w:eastAsia="Batang"/>
-          <w:sz w:val="22"/>
-        </w:rPr>
-        <w:t xml:space="preserve"> bounds the </w:t>
-      </w:r>
-      <w:r>
-        <w:rPr>
-          <w:rFonts w:ascii="Times New Roman" w:hAnsi="Times New Roman" w:eastAsia="Batang"/>
-          <w:i/>
-          <w:sz w:val="22"/>
-        </w:rPr>
-        <w:t>in-memory Arrow batch</w:t>
-      </w:r>
-      <w:r>
-        <w:rPr>
-          <w:rFonts w:ascii="Times New Roman" w:hAnsi="Times New Roman" w:eastAsia="Batang"/>
-          <w:sz w:val="22"/>
-        </w:rPr>
-        <w:t>, not the output file. Several batches accumulate into each Parquet file, targeting roughly 256 MB to 1 GB written. Emitting one small file per batch across hundreds of tables produces small-file sprawl that degrades every downstream query.</w:t>
+        <w:t>sink::writer_properties</w:t>
+      </w:r>
+      <w:r>
+        <w:rPr>
+          <w:rFonts w:ascii="Times New Roman" w:hAnsi="Times New Roman" w:eastAsia="Batang"/>
+          <w:sz w:val="22"/>
+        </w:rPr>
+        <w:t>], not delta-rs's own default. delta-rs sets only the codec (</w:t>
+      </w:r>
+      <w:r>
+        <w:rPr>
+          <w:rFonts w:ascii="Consolas" w:hAnsi="Consolas" w:eastAsia="Consolas"/>
+          <w:sz w:val="18"/>
+        </w:rPr>
+        <w:t>SNAPPY</w:t>
+      </w:r>
+      <w:r>
+        <w:rPr>
+          <w:rFonts w:ascii="Times New Roman" w:hAnsi="Times New Roman" w:eastAsia="Batang"/>
+          <w:sz w:val="22"/>
+        </w:rPr>
+        <w:t xml:space="preserve">, kept as-is here: it is already the fast end of the encode-CPU/output-size trade-off, the right side of that trade-off for a bottleneck that is CPU-bound rather than storage-bound) and leaves </w:t>
+      </w:r>
+      <w:r>
+        <w:rPr>
+          <w:rFonts w:ascii="Consolas" w:hAnsi="Consolas" w:eastAsia="Consolas"/>
+          <w:sz w:val="18"/>
+        </w:rPr>
+        <w:t>parquet</w:t>
+      </w:r>
+      <w:r>
+        <w:rPr>
+          <w:rFonts w:ascii="Times New Roman" w:hAnsi="Times New Roman" w:eastAsia="Batang"/>
+          <w:sz w:val="22"/>
+        </w:rPr>
+        <w:t xml:space="preserve">'s own default statistics granularity, </w:t>
+      </w:r>
+      <w:r>
+        <w:rPr>
+          <w:rFonts w:ascii="Consolas" w:hAnsi="Consolas" w:eastAsia="Consolas"/>
+          <w:sz w:val="18"/>
+        </w:rPr>
+        <w:t>EnabledStatistics::Page</w:t>
+      </w:r>
+      <w:r>
+        <w:rPr>
+          <w:rFonts w:ascii="Times New Roman" w:hAnsi="Times New Roman" w:eastAsia="Batang"/>
+          <w:sz w:val="22"/>
+        </w:rPr>
+        <w:t xml:space="preserve">: a min/max/null-count recomputed for every page, roughly every megabyte of column data. That is real CPU cost on this stage, the pipeline's second-ranked bottleneck (Section 2 above and Chapter IV, Section 3), and it buys nothing here: Delta's own file-skipping statistics, the ones a query engine actually prunes on, are computed separately from the Arrow </w:t>
+      </w:r>
+      <w:r>
+        <w:rPr>
+          <w:rFonts w:ascii="Consolas" w:hAnsi="Consolas" w:eastAsia="Consolas"/>
+          <w:sz w:val="18"/>
+        </w:rPr>
+        <w:t>RecordBatch</w:t>
+      </w:r>
+      <w:r>
+        <w:rPr>
+          <w:rFonts w:ascii="Times New Roman" w:hAnsi="Times New Roman" w:eastAsia="Batang"/>
+          <w:sz w:val="22"/>
+        </w:rPr>
+        <w:t xml:space="preserve"> by delta-rs's writer (</w:t>
+      </w:r>
+      <w:r>
+        <w:rPr>
+          <w:rFonts w:ascii="Consolas" w:hAnsi="Consolas" w:eastAsia="Consolas"/>
+          <w:sz w:val="18"/>
+        </w:rPr>
+        <w:t>writer::stats::create_add</w:t>
+      </w:r>
+      <w:r>
+        <w:rPr>
+          <w:rFonts w:ascii="Times New Roman" w:hAnsi="Times New Roman" w:eastAsia="Batang"/>
+          <w:sz w:val="22"/>
+        </w:rPr>
+        <w:t xml:space="preserve">), not derived from Parquet's own embedded statistics. </w:t>
+      </w:r>
+      <w:r>
+        <w:rPr>
+          <w:rFonts w:ascii="Consolas" w:hAnsi="Consolas" w:eastAsia="Consolas"/>
+          <w:sz w:val="18"/>
+        </w:rPr>
+        <w:t>writer_properties</w:t>
+      </w:r>
+      <w:r>
+        <w:rPr>
+          <w:rFonts w:ascii="Times New Roman" w:hAnsi="Times New Roman" w:eastAsia="Batang"/>
+          <w:sz w:val="22"/>
+        </w:rPr>
+        <w:t xml:space="preserve"> lowers this to </w:t>
+      </w:r>
+      <w:r>
+        <w:rPr>
+          <w:rFonts w:ascii="Consolas" w:hAnsi="Consolas" w:eastAsia="Consolas"/>
+          <w:sz w:val="18"/>
+        </w:rPr>
+        <w:t>EnabledStatistics::Chunk</w:t>
+      </w:r>
+      <w:r>
+        <w:rPr>
+          <w:rFonts w:ascii="Times New Roman" w:hAnsi="Times New Roman" w:eastAsia="Batang"/>
+          <w:sz w:val="22"/>
+        </w:rPr>
+        <w:t xml:space="preserve">, one min/max/null-count per row group rather than per page: still enough for a Parquet reader doing its own row-group-level pruning, but without the finer-grained page-level </w:t>
+      </w:r>
+      <w:r>
+        <w:rPr>
+          <w:rFonts w:ascii="Consolas" w:hAnsi="Consolas" w:eastAsia="Consolas"/>
+          <w:sz w:val="18"/>
+        </w:rPr>
+        <w:t>ColumnIndex</w:t>
+      </w:r>
+      <w:r>
+        <w:rPr>
+          <w:rFonts w:ascii="Times New Roman" w:hAnsi="Times New Roman" w:eastAsia="Batang"/>
+          <w:sz w:val="22"/>
+        </w:rPr>
+        <w:t>/</w:t>
+      </w:r>
+      <w:r>
+        <w:rPr>
+          <w:rFonts w:ascii="Consolas" w:hAnsi="Consolas" w:eastAsia="Consolas"/>
+          <w:sz w:val="18"/>
+        </w:rPr>
+        <w:t>OffsetIndex</w:t>
+      </w:r>
+      <w:r>
+        <w:rPr>
+          <w:rFonts w:ascii="Times New Roman" w:hAnsi="Times New Roman" w:eastAsia="Batang"/>
+          <w:sz w:val="22"/>
+        </w:rPr>
+        <w:t xml:space="preserve"> structures nothing in this pipeline's own read or write path uses. Verified structurally rather than assumed: a test builds one file at each setting and asserts the page-level one populates a real </w:t>
+      </w:r>
+      <w:r>
+        <w:rPr>
+          <w:rFonts w:ascii="Consolas" w:hAnsi="Consolas" w:eastAsia="Consolas"/>
+          <w:sz w:val="18"/>
+        </w:rPr>
+        <w:t>ColumnIndex</w:t>
+      </w:r>
+      <w:r>
+        <w:rPr>
+          <w:rFonts w:ascii="Times New Roman" w:hAnsi="Times New Roman" w:eastAsia="Batang"/>
+          <w:sz w:val="22"/>
+        </w:rPr>
+        <w:t xml:space="preserve"> entry while the chunk-level one carries the </w:t>
+      </w:r>
+      <w:r>
+        <w:rPr>
+          <w:rFonts w:ascii="Consolas" w:hAnsi="Consolas" w:eastAsia="Consolas"/>
+          <w:sz w:val="18"/>
+        </w:rPr>
+        <w:t>NONE</w:t>
+      </w:r>
+      <w:r>
+        <w:rPr>
+          <w:rFonts w:ascii="Times New Roman" w:hAnsi="Times New Roman" w:eastAsia="Batang"/>
+          <w:sz w:val="22"/>
+        </w:rPr>
+        <w:t xml:space="preserve"> placeholder, with chunk statistics present in both.</w:t>
       </w:r>
     </w:p>
     <w:p>
@@ -3301,11 +3559,53 @@
           <w:rFonts w:ascii="Times New Roman" w:hAnsi="Times New Roman" w:eastAsia="Batang"/>
           <w:sz w:val="22"/>
         </w:rPr>
-        <w:t>Opening a table, checking whether it already exists and, for a cloud target, reading its Delta log, is a storage round trip like any other write. With hundreds of tables this cost does not go away, but two things keep it off the critical path:</w:t>
+        <w:t xml:space="preserve">Note that </w:t>
+      </w:r>
+      <w:r>
+        <w:rPr>
+          <w:rFonts w:ascii="Consolas" w:hAnsi="Consolas" w:eastAsia="Consolas"/>
+          <w:sz w:val="18"/>
+        </w:rPr>
+        <w:t>batch_bytes</w:t>
+      </w:r>
+      <w:r>
+        <w:rPr>
+          <w:rFonts w:ascii="Times New Roman" w:hAnsi="Times New Roman" w:eastAsia="Batang"/>
+          <w:sz w:val="22"/>
+        </w:rPr>
+        <w:t xml:space="preserve"> bounds the </w:t>
+      </w:r>
+      <w:r>
+        <w:rPr>
+          <w:rFonts w:ascii="Times New Roman" w:hAnsi="Times New Roman" w:eastAsia="Batang"/>
+          <w:i/>
+          <w:sz w:val="22"/>
+        </w:rPr>
+        <w:t>in-memory Arrow batch</w:t>
+      </w:r>
+      <w:r>
+        <w:rPr>
+          <w:rFonts w:ascii="Times New Roman" w:hAnsi="Times New Roman" w:eastAsia="Batang"/>
+          <w:sz w:val="22"/>
+        </w:rPr>
+        <w:t>, not the output file. Several batches accumulate into each Parquet file, targeting roughly 256 MB to 1 GB written. Emitting one small file per batch across hundreds of tables produces small-file sprawl that degrades every downstream query.</w:t>
       </w:r>
     </w:p>
     <w:p>
       <w:pPr>
+        <w:spacing w:line="384" w:lineRule="auto" w:after="120"/>
+        <w:jc w:val="both"/>
+      </w:pPr>
+      <w:r>
+        <w:rPr>
+          <w:rFonts w:ascii="Times New Roman" w:hAnsi="Times New Roman" w:eastAsia="Batang"/>
+          <w:sz w:val="22"/>
+        </w:rPr>
+        <w:t>Opening a table, checking whether it already exists and, for a cloud target, reading its Delta log, is a storage round trip like any other write. With hundreds of tables this cost does not go away, but two things keep it off the critical path:</w:t>
+      </w:r>
+    </w:p>
+    <w:p>
+      <w:pPr>
         <w:pStyle w:val="ListBullet"/>
         <w:spacing w:line="384" w:lineRule="auto" w:after="120"/>
       </w:pPr>
@@ -3516,6 +3816,388 @@
           <w:sz w:val="22"/>
         </w:rPr>
         <w:t>Parquet writers are unaffected by the second point: delta-rs's writer only exposes a constructor that resolves its own store from a URI, with no way to hand it one, so each writer still resolves independently. Because chunk dispatch keeps a table that fits in one chunk on a single worker (Chapter IV, Section 3), this is one writer per table for the common case of many small tables, not one per worker per table.</w:t>
+      </w:r>
+    </w:p>
+    <w:p>
+      <w:pPr>
+        <w:pStyle w:val="Heading2"/>
+      </w:pPr>
+      <w:r>
+        <w:rPr>
+          <w:rFonts w:ascii="Times New Roman" w:hAnsi="Times New Roman" w:eastAsia="Batang"/>
+          <w:b/>
+          <w:color w:val="000000"/>
+          <w:sz w:val="24"/>
+        </w:rPr>
+        <w:t>7. Validation without writing</w:t>
+      </w:r>
+    </w:p>
+    <w:p>
+      <w:pPr>
+        <w:spacing w:line="384" w:lineRule="auto" w:after="120"/>
+        <w:jc w:val="both"/>
+      </w:pPr>
+      <w:r>
+        <w:rPr>
+          <w:rFonts w:ascii="Consolas" w:hAnsi="Consolas" w:eastAsia="Consolas"/>
+          <w:sz w:val="18"/>
+        </w:rPr>
+        <w:t>pgdelta::validate</w:t>
+      </w:r>
+      <w:r>
+        <w:rPr>
+          <w:rFonts w:ascii="Times New Roman" w:hAnsi="Times New Roman" w:eastAsia="Batang"/>
+          <w:sz w:val="22"/>
+        </w:rPr>
+        <w:t xml:space="preserve"> is a second, lightweight consumer of Sections 2 through 5 above: the reader, scanner, decoder and type resolver, driven directly, with no Arrow, no Delta, no object store and no worker pool. It exists because Sections 4 and 5 (</w:t>
+      </w:r>
+      <w:r>
+        <w:rPr>
+          <w:rFonts w:ascii="Consolas" w:hAnsi="Consolas" w:eastAsia="Consolas"/>
+          <w:sz w:val="18"/>
+        </w:rPr>
+        <w:t>types.rs</w:t>
+      </w:r>
+      <w:r>
+        <w:rPr>
+          <w:rFonts w:ascii="Times New Roman" w:hAnsi="Times New Roman" w:eastAsia="Batang"/>
+          <w:sz w:val="22"/>
+        </w:rPr>
+        <w:t xml:space="preserve">, </w:t>
+      </w:r>
+      <w:r>
+        <w:rPr>
+          <w:rFonts w:ascii="Consolas" w:hAnsi="Consolas" w:eastAsia="Consolas"/>
+          <w:sz w:val="18"/>
+        </w:rPr>
+        <w:t>values.rs</w:t>
+      </w:r>
+      <w:r>
+        <w:rPr>
+          <w:rFonts w:ascii="Times New Roman" w:hAnsi="Times New Roman" w:eastAsia="Batang"/>
+          <w:sz w:val="22"/>
+        </w:rPr>
+        <w:t xml:space="preserve">) were already free of any Arrow or Delta dependency by design, kept apart from </w:t>
+      </w:r>
+      <w:r>
+        <w:rPr>
+          <w:rFonts w:ascii="Consolas" w:hAnsi="Consolas" w:eastAsia="Consolas"/>
+          <w:sz w:val="18"/>
+        </w:rPr>
+        <w:t>builders.rs</w:t>
+      </w:r>
+      <w:r>
+        <w:rPr>
+          <w:rFonts w:ascii="Times New Roman" w:hAnsi="Times New Roman" w:eastAsia="Batang"/>
+          <w:sz w:val="22"/>
+        </w:rPr>
+        <w:t xml:space="preserve"> specifically so they could be tested without compiling the write path; a full-fidelity, decode-only validator follows from that almost for free. It runs single threaded and needs no Tokio runtime, since decoding alone was already measured as this pipeline's least expensive stage (Chapter IV, Section 3), never mind carrying the machinery that exists only to overlap Parquet encoding and commits with it.</w:t>
+      </w:r>
+    </w:p>
+    <w:p>
+      <w:pPr>
+        <w:spacing w:line="384" w:lineRule="auto" w:after="120"/>
+        <w:jc w:val="both"/>
+      </w:pPr>
+      <w:r>
+        <w:rPr>
+          <w:rFonts w:ascii="Times New Roman" w:hAnsi="Times New Roman" w:eastAsia="Batang"/>
+          <w:sz w:val="22"/>
+        </w:rPr>
+        <w:t xml:space="preserve">It shares, rather than duplicates, everything that is a genuine single source of truth elsewhere in the crate: </w:t>
+      </w:r>
+      <w:r>
+        <w:rPr>
+          <w:rFonts w:ascii="Consolas" w:hAnsi="Consolas" w:eastAsia="Consolas"/>
+          <w:sz w:val="18"/>
+        </w:rPr>
+        <w:t>sink::relative_path</w:t>
+      </w:r>
+      <w:r>
+        <w:rPr>
+          <w:rFonts w:ascii="Times New Roman" w:hAnsi="Times New Roman" w:eastAsia="Batang"/>
+          <w:sz w:val="22"/>
+        </w:rPr>
+        <w:t xml:space="preserve"> for the path-traversal guard, </w:t>
+      </w:r>
+      <w:r>
+        <w:rPr>
+          <w:rFonts w:ascii="Consolas" w:hAnsi="Consolas" w:eastAsia="Consolas"/>
+          <w:sz w:val="18"/>
+        </w:rPr>
+        <w:t>sink::reject_managed_storage</w:t>
+      </w:r>
+      <w:r>
+        <w:rPr>
+          <w:rFonts w:ascii="Times New Roman" w:hAnsi="Times New Roman" w:eastAsia="Batang"/>
+          <w:sz w:val="22"/>
+        </w:rPr>
+        <w:t xml:space="preserve"> for the managed-storage check, </w:t>
+      </w:r>
+      <w:r>
+        <w:rPr>
+          <w:rFonts w:ascii="Consolas" w:hAnsi="Consolas" w:eastAsia="Consolas"/>
+          <w:sz w:val="18"/>
+        </w:rPr>
+        <w:t>manifest::reserved_collision</w:t>
+      </w:r>
+      <w:r>
+        <w:rPr>
+          <w:rFonts w:ascii="Times New Roman" w:hAnsi="Times New Roman" w:eastAsia="Batang"/>
+          <w:sz w:val="22"/>
+        </w:rPr>
+        <w:t xml:space="preserve"> for the load-history name collision, and </w:t>
+      </w:r>
+      <w:r>
+        <w:rPr>
+          <w:rFonts w:ascii="Consolas" w:hAnsi="Consolas" w:eastAsia="Consolas"/>
+          <w:sz w:val="18"/>
+        </w:rPr>
+        <w:t>builders::as_element</w:t>
+      </w:r>
+      <w:r>
+        <w:rPr>
+          <w:rFonts w:ascii="Times New Roman" w:hAnsi="Times New Roman" w:eastAsia="Batang"/>
+          <w:sz w:val="22"/>
+        </w:rPr>
+        <w:t xml:space="preserve"> / </w:t>
+      </w:r>
+      <w:r>
+        <w:rPr>
+          <w:rFonts w:ascii="Consolas" w:hAnsi="Consolas" w:eastAsia="Consolas"/>
+          <w:sz w:val="18"/>
+        </w:rPr>
+        <w:t>builders::array_element_type</w:t>
+      </w:r>
+      <w:r>
+        <w:rPr>
+          <w:rFonts w:ascii="Times New Roman" w:hAnsi="Times New Roman" w:eastAsia="Batang"/>
+          <w:sz w:val="22"/>
+        </w:rPr>
+        <w:t xml:space="preserve"> for </w:t>
+      </w:r>
+      <w:r>
+        <w:rPr>
+          <w:rFonts w:ascii="Consolas" w:hAnsi="Consolas" w:eastAsia="Consolas"/>
+          <w:sz w:val="18"/>
+        </w:rPr>
+        <w:t>native_arrays</w:t>
+      </w:r>
+      <w:r>
+        <w:rPr>
+          <w:rFonts w:ascii="Times New Roman" w:hAnsi="Times New Roman" w:eastAsia="Batang"/>
+          <w:sz w:val="22"/>
+        </w:rPr>
+        <w:t xml:space="preserve"> eligibility. The one piece it cannot literally share is </w:t>
+      </w:r>
+      <w:r>
+        <w:rPr>
+          <w:rFonts w:ascii="Consolas" w:hAnsi="Consolas" w:eastAsia="Consolas"/>
+          <w:sz w:val="18"/>
+        </w:rPr>
+        <w:t>builders::ColumnBuilder::append</w:t>
+      </w:r>
+      <w:r>
+        <w:rPr>
+          <w:rFonts w:ascii="Times New Roman" w:hAnsi="Times New Roman" w:eastAsia="Batang"/>
+          <w:sz w:val="22"/>
+        </w:rPr>
+        <w:t xml:space="preserve">'s dispatch from a resolved type to the matching value parser, because that dispatch is expressed on Arrow-typed builder variants; </w:t>
+      </w:r>
+      <w:r>
+        <w:rPr>
+          <w:rFonts w:ascii="Consolas" w:hAnsi="Consolas" w:eastAsia="Consolas"/>
+          <w:sz w:val="18"/>
+        </w:rPr>
+        <w:t>validate::validate_field</w:t>
+      </w:r>
+      <w:r>
+        <w:rPr>
+          <w:rFonts w:ascii="Times New Roman" w:hAnsi="Times New Roman" w:eastAsia="Batang"/>
+          <w:sz w:val="22"/>
+        </w:rPr>
+        <w:t xml:space="preserve"> mirrors its shape instead, calling the same </w:t>
+      </w:r>
+      <w:r>
+        <w:rPr>
+          <w:rFonts w:ascii="Consolas" w:hAnsi="Consolas" w:eastAsia="Consolas"/>
+          <w:sz w:val="18"/>
+        </w:rPr>
+        <w:t>values::parse_*</w:t>
+      </w:r>
+      <w:r>
+        <w:rPr>
+          <w:rFonts w:ascii="Times New Roman" w:hAnsi="Times New Roman" w:eastAsia="Batang"/>
+          <w:sz w:val="22"/>
+        </w:rPr>
+        <w:t xml:space="preserve"> functions. This is the same kind of duplication the codebase already tolerates between </w:t>
+      </w:r>
+      <w:r>
+        <w:rPr>
+          <w:rFonts w:ascii="Consolas" w:hAnsi="Consolas" w:eastAsia="Consolas"/>
+          <w:sz w:val="18"/>
+        </w:rPr>
+        <w:t>builders::arrow_type</w:t>
+      </w:r>
+      <w:r>
+        <w:rPr>
+          <w:rFonts w:ascii="Times New Roman" w:hAnsi="Times New Roman" w:eastAsia="Batang"/>
+          <w:sz w:val="22"/>
+        </w:rPr>
+        <w:t xml:space="preserve"> and </w:t>
+      </w:r>
+      <w:r>
+        <w:rPr>
+          <w:rFonts w:ascii="Consolas" w:hAnsi="Consolas" w:eastAsia="Consolas"/>
+          <w:sz w:val="18"/>
+        </w:rPr>
+        <w:t>builders::ColumnBuilder::new</w:t>
+      </w:r>
+      <w:r>
+        <w:rPr>
+          <w:rFonts w:ascii="Times New Roman" w:hAnsi="Times New Roman" w:eastAsia="Batang"/>
+          <w:sz w:val="22"/>
+        </w:rPr>
+        <w:t xml:space="preserve"> (see Section 5), and is guarded the same way: a differential test (</w:t>
+      </w:r>
+      <w:r>
+        <w:rPr>
+          <w:rFonts w:ascii="Consolas" w:hAnsi="Consolas" w:eastAsia="Consolas"/>
+          <w:sz w:val="18"/>
+        </w:rPr>
+        <w:t>tests/validate_matches_load.rs</w:t>
+      </w:r>
+      <w:r>
+        <w:rPr>
+          <w:rFonts w:ascii="Times New Roman" w:hAnsi="Times New Roman" w:eastAsia="Batang"/>
+          <w:sz w:val="22"/>
+        </w:rPr>
+        <w:t xml:space="preserve">) runs a shared set of fixtures through both </w:t>
+      </w:r>
+      <w:r>
+        <w:rPr>
+          <w:rFonts w:ascii="Consolas" w:hAnsi="Consolas" w:eastAsia="Consolas"/>
+          <w:sz w:val="18"/>
+        </w:rPr>
+        <w:t>validate</w:t>
+      </w:r>
+      <w:r>
+        <w:rPr>
+          <w:rFonts w:ascii="Times New Roman" w:hAnsi="Times New Roman" w:eastAsia="Batang"/>
+          <w:sz w:val="22"/>
+        </w:rPr>
+        <w:t xml:space="preserve"> and </w:t>
+      </w:r>
+      <w:r>
+        <w:rPr>
+          <w:rFonts w:ascii="Consolas" w:hAnsi="Consolas" w:eastAsia="Consolas"/>
+          <w:sz w:val="18"/>
+        </w:rPr>
+        <w:t>pipeline::run</w:t>
+      </w:r>
+      <w:r>
+        <w:rPr>
+          <w:rFonts w:ascii="Times New Roman" w:hAnsi="Times New Roman" w:eastAsia="Batang"/>
+          <w:sz w:val="22"/>
+        </w:rPr>
+        <w:t xml:space="preserve"> and asserts they agree, rather than trusting the mirror by inspection alone. One real disagreement was found and fixed this way during development: the validator checked </w:t>
+      </w:r>
+      <w:r>
+        <w:rPr>
+          <w:rFonts w:ascii="Consolas" w:hAnsi="Consolas" w:eastAsia="Consolas"/>
+          <w:sz w:val="18"/>
+        </w:rPr>
+        <w:t>relative_path</w:t>
+      </w:r>
+      <w:r>
+        <w:rPr>
+          <w:rFonts w:ascii="Times New Roman" w:hAnsi="Times New Roman" w:eastAsia="Batang"/>
+          <w:sz w:val="22"/>
+        </w:rPr>
+        <w:t xml:space="preserve"> before resolving a </w:t>
+      </w:r>
+      <w:r>
+        <w:rPr>
+          <w:rFonts w:ascii="Consolas" w:hAnsi="Consolas" w:eastAsia="Consolas"/>
+          <w:sz w:val="18"/>
+        </w:rPr>
+        <w:t>COPY</w:t>
+      </w:r>
+      <w:r>
+        <w:rPr>
+          <w:rFonts w:ascii="Times New Roman" w:hAnsi="Times New Roman" w:eastAsia="Batang"/>
+          <w:sz w:val="22"/>
+        </w:rPr>
+        <w:t xml:space="preserve"> block's columns against its </w:t>
+      </w:r>
+      <w:r>
+        <w:rPr>
+          <w:rFonts w:ascii="Consolas" w:hAnsi="Consolas" w:eastAsia="Consolas"/>
+          <w:sz w:val="18"/>
+        </w:rPr>
+        <w:t>CREATE TABLE</w:t>
+      </w:r>
+      <w:r>
+        <w:rPr>
+          <w:rFonts w:ascii="Times New Roman" w:hAnsi="Times New Roman" w:eastAsia="Batang"/>
+          <w:sz w:val="22"/>
+        </w:rPr>
+        <w:t xml:space="preserve">, where the real pipeline resolves columns first, so a </w:t>
+      </w:r>
+      <w:r>
+        <w:rPr>
+          <w:rFonts w:ascii="Consolas" w:hAnsi="Consolas" w:eastAsia="Consolas"/>
+          <w:sz w:val="18"/>
+        </w:rPr>
+        <w:t>COPY</w:t>
+      </w:r>
+      <w:r>
+        <w:rPr>
+          <w:rFonts w:ascii="Times New Roman" w:hAnsi="Times New Roman" w:eastAsia="Batang"/>
+          <w:sz w:val="22"/>
+        </w:rPr>
+        <w:t xml:space="preserve"> block for an undeclared table produced </w:t>
+      </w:r>
+      <w:r>
+        <w:rPr>
+          <w:rFonts w:ascii="Consolas" w:hAnsi="Consolas" w:eastAsia="Consolas"/>
+          <w:sz w:val="18"/>
+        </w:rPr>
+        <w:t>UnsafeTableName</w:t>
+      </w:r>
+      <w:r>
+        <w:rPr>
+          <w:rFonts w:ascii="Times New Roman" w:hAnsi="Times New Roman" w:eastAsia="Batang"/>
+          <w:sz w:val="22"/>
+        </w:rPr>
+        <w:t xml:space="preserve"> in one path and </w:t>
+      </w:r>
+      <w:r>
+        <w:rPr>
+          <w:rFonts w:ascii="Consolas" w:hAnsi="Consolas" w:eastAsia="Consolas"/>
+          <w:sz w:val="18"/>
+        </w:rPr>
+        <w:t>MalformedCreateTable</w:t>
+      </w:r>
+      <w:r>
+        <w:rPr>
+          <w:rFonts w:ascii="Times New Roman" w:hAnsi="Times New Roman" w:eastAsia="Batang"/>
+          <w:sz w:val="22"/>
+        </w:rPr>
+        <w:t xml:space="preserve"> in the other until the check order was corrected to match.</w:t>
+      </w:r>
+    </w:p>
+    <w:p>
+      <w:pPr>
+        <w:spacing w:line="384" w:lineRule="auto" w:after="120"/>
+        <w:jc w:val="both"/>
+      </w:pPr>
+      <w:r>
+        <w:rPr>
+          <w:rFonts w:ascii="Times New Roman" w:hAnsi="Times New Roman" w:eastAsia="Batang"/>
+          <w:sz w:val="22"/>
+        </w:rPr>
+        <w:t>What it cannot check, and does not claim to: schema drift against an existing Delta table, since there is no target to compare against, and whether the object store is actually reachable, since none is opened.</w:t>
       </w:r>
     </w:p>
     <w:p/>
@@ -9975,6 +10657,108 @@
                 <w:sz w:val="18"/>
               </w:rPr>
               <w:t xml:space="preserve"> (https://crates.io/crates/flate2)</w:t>
+            </w:r>
+          </w:p>
+        </w:tc>
+      </w:tr>
+      <w:tr>
+        <w:tc>
+          <w:tcPr>
+            <w:tcW w:type="dxa" w:w="2351"/>
+          </w:tcPr>
+          <w:p>
+            <w:r>
+              <w:rPr>
+                <w:rFonts w:ascii="Consolas" w:hAnsi="Consolas" w:eastAsia="Consolas"/>
+                <w:sz w:val="18"/>
+              </w:rPr>
+              <w:t>zstd</w:t>
+            </w:r>
+          </w:p>
+        </w:tc>
+        <w:tc>
+          <w:tcPr>
+            <w:tcW w:type="dxa" w:w="2351"/>
+          </w:tcPr>
+          <w:p>
+            <w:r>
+              <w:rPr>
+                <w:rFonts w:ascii="Times New Roman" w:hAnsi="Times New Roman" w:eastAsia="Batang"/>
+                <w:sz w:val="22"/>
+              </w:rPr>
+              <w:t>0.13.3</w:t>
+            </w:r>
+          </w:p>
+        </w:tc>
+        <w:tc>
+          <w:tcPr>
+            <w:tcW w:type="dxa" w:w="2351"/>
+          </w:tcPr>
+          <w:p>
+            <w:r>
+              <w:rPr>
+                <w:rFonts w:ascii="Times New Roman" w:hAnsi="Times New Roman" w:eastAsia="Batang"/>
+                <w:sz w:val="22"/>
+              </w:rPr>
+              <w:t xml:space="preserve">zstd decoding, behind the optional </w:t>
+            </w:r>
+            <w:r>
+              <w:rPr>
+                <w:rFonts w:ascii="Consolas" w:hAnsi="Consolas" w:eastAsia="Consolas"/>
+                <w:sz w:val="18"/>
+              </w:rPr>
+              <w:t>zstd</w:t>
+            </w:r>
+            <w:r>
+              <w:rPr>
+                <w:rFonts w:ascii="Times New Roman" w:hAnsi="Times New Roman" w:eastAsia="Batang"/>
+                <w:sz w:val="22"/>
+              </w:rPr>
+              <w:t xml:space="preserve"> feature. Links libzstd (zstd-sys), needing a C toolchain but not cmake</w:t>
+            </w:r>
+          </w:p>
+        </w:tc>
+        <w:tc>
+          <w:tcPr>
+            <w:tcW w:type="dxa" w:w="2351"/>
+          </w:tcPr>
+          <w:p>
+            <w:r>
+              <w:rPr>
+                <w:rFonts w:ascii="Times New Roman" w:hAnsi="Times New Roman" w:eastAsia="Batang"/>
+                <w:color w:val="003399"/>
+                <w:sz w:val="22"/>
+              </w:rPr>
+              <w:t>docs.rs</w:t>
+            </w:r>
+            <w:r>
+              <w:rPr>
+                <w:rFonts w:ascii="Times New Roman" w:hAnsi="Times New Roman" w:eastAsia="Batang"/>
+                <w:sz w:val="18"/>
+              </w:rPr>
+              <w:t xml:space="preserve"> (https://docs.rs/zstd/0.13.3/zstd/)</w:t>
+            </w:r>
+            <w:r>
+              <w:rPr>
+                <w:rFonts w:ascii="Times New Roman" w:hAnsi="Times New Roman" w:eastAsia="Batang"/>
+                <w:sz w:val="22"/>
+              </w:rPr>
+              <w:t xml:space="preserve">, </w:t>
+            </w:r>
+            <w:r>
+              <w:rPr>
+                <w:rFonts w:ascii="Times New Roman" w:hAnsi="Times New Roman" w:eastAsia="Batang"/>
+                <w:color w:val="003399"/>
+                <w:sz w:val="22"/>
+              </w:rPr>
+              <w:t>crates.io</w:t>
+            </w:r>
+            <w:r>
+              <w:rPr>
+                <w:rFonts w:ascii="Times New Roman" w:hAnsi="Times New Roman" w:eastAsia="Batang"/>
+                <w:sz w:val="18"/>
+              </w:rPr>
+              <w:t xml:space="preserve"> (https://crates.io/crates/zstd)</w:t>
             </w:r>
           </w:p>
         </w:tc>

--- a/docs/architecture.docx
+++ b/docs/architecture.docx
@@ -7373,7 +7373,14 @@
                 <w:rFonts w:ascii="Consolas" w:hAnsi="Consolas" w:eastAsia="Consolas"/>
                 <w:sz w:val="18"/>
               </w:rPr>
-              <w:t>Time64(Micros)</w:t>
+              <w:t>Utf8</w:t>
+            </w:r>
+            <w:r>
+              <w:rPr>
+                <w:rFonts w:ascii="Times New Roman" w:hAnsi="Times New Roman" w:eastAsia="Batang"/>
+                <w:sz w:val="22"/>
+              </w:rPr>
+              <w:t>, always (§2)</w:t>
             </w:r>
           </w:p>
         </w:tc>
@@ -7730,6 +7737,111 @@
           <w:sz w:val="22"/>
         </w:rPr>
         <w:t xml:space="preserve"> instead. See Section 2.</w:t>
+      </w:r>
+    </w:p>
+    <w:p>
+      <w:pPr>
+        <w:spacing w:line="384" w:lineRule="auto" w:after="120"/>
+        <w:jc w:val="both"/>
+      </w:pPr>
+      <w:r>
+        <w:rPr>
+          <w:rFonts w:ascii="Consolas" w:hAnsi="Consolas" w:eastAsia="Consolas"/>
+          <w:sz w:val="18"/>
+        </w:rPr>
+        <w:t>time</w:t>
+      </w:r>
+      <w:r>
+        <w:rPr>
+          <w:rFonts w:ascii="Times New Roman" w:hAnsi="Times New Roman" w:eastAsia="Batang"/>
+          <w:sz w:val="22"/>
+        </w:rPr>
+        <w:t xml:space="preserve"> is retained as its literal text for a different reason: Delta Lake has no time-of-day type at all. Arrow's own </w:t>
+      </w:r>
+      <w:r>
+        <w:rPr>
+          <w:rFonts w:ascii="Consolas" w:hAnsi="Consolas" w:eastAsia="Consolas"/>
+          <w:sz w:val="18"/>
+        </w:rPr>
+        <w:t>Time64</w:t>
+      </w:r>
+      <w:r>
+        <w:rPr>
+          <w:rFonts w:ascii="Times New Roman" w:hAnsi="Times New Roman" w:eastAsia="Batang"/>
+          <w:sz w:val="22"/>
+        </w:rPr>
+        <w:t xml:space="preserve"> exists and the builder side of this library once used it, but handing that type to Delta fails table creation outright with </w:t>
+      </w:r>
+      <w:r>
+        <w:rPr>
+          <w:rFonts w:ascii="Consolas" w:hAnsi="Consolas" w:eastAsia="Consolas"/>
+          <w:sz w:val="18"/>
+        </w:rPr>
+        <w:t>Schema error: Invalid data type for Delta Lake: Time64(µs)</w:t>
+      </w:r>
+      <w:r>
+        <w:rPr>
+          <w:rFonts w:ascii="Times New Roman" w:hAnsi="Times New Roman" w:eastAsia="Batang"/>
+          <w:sz w:val="22"/>
+        </w:rPr>
+        <w:t xml:space="preserve">, so this is not a stylistic choice the way </w:t>
+      </w:r>
+      <w:r>
+        <w:rPr>
+          <w:rFonts w:ascii="Consolas" w:hAnsi="Consolas" w:eastAsia="Consolas"/>
+          <w:sz w:val="18"/>
+        </w:rPr>
+        <w:t>interval</w:t>
+      </w:r>
+      <w:r>
+        <w:rPr>
+          <w:rFonts w:ascii="Times New Roman" w:hAnsi="Times New Roman" w:eastAsia="Batang"/>
+          <w:sz w:val="22"/>
+        </w:rPr>
+        <w:t xml:space="preserve"> is, it is the only option. </w:t>
+      </w:r>
+      <w:r>
+        <w:rPr>
+          <w:rFonts w:ascii="Consolas" w:hAnsi="Consolas" w:eastAsia="Consolas"/>
+          <w:sz w:val="18"/>
+        </w:rPr>
+        <w:t>time</w:t>
+      </w:r>
+      <w:r>
+        <w:rPr>
+          <w:rFonts w:ascii="Times New Roman" w:hAnsi="Times New Roman" w:eastAsia="Batang"/>
+          <w:sz w:val="22"/>
+        </w:rPr>
+        <w:t xml:space="preserve"> still counts as a </w:t>
+      </w:r>
+      <w:r>
+        <w:rPr>
+          <w:rFonts w:ascii="Times New Roman" w:hAnsi="Times New Roman" w:eastAsia="Batang"/>
+          <w:b/>
+          <w:sz w:val="22"/>
+        </w:rPr>
+        <w:t>recognised</w:t>
+      </w:r>
+      <w:r>
+        <w:rPr>
+          <w:rFonts w:ascii="Times New Roman" w:hAnsi="Times New Roman" w:eastAsia="Batang"/>
+          <w:sz w:val="22"/>
+        </w:rPr>
+        <w:t xml:space="preserve"> type in the run statistics; the fallback to text is Delta's limitation, not type uncertainty, so it does not appear alongside genuinely unrecognised types. See Section 2 for the value-level consequence: unlike an unrecognised type, a </w:t>
+      </w:r>
+      <w:r>
+        <w:rPr>
+          <w:rFonts w:ascii="Consolas" w:hAnsi="Consolas" w:eastAsia="Consolas"/>
+          <w:sz w:val="18"/>
+        </w:rPr>
+        <w:t>time</w:t>
+      </w:r>
+      <w:r>
+        <w:rPr>
+          <w:rFonts w:ascii="Times New Roman" w:hAnsi="Times New Roman" w:eastAsia="Batang"/>
+          <w:sz w:val="22"/>
+        </w:rPr>
+        <w:t xml:space="preserve"> value is not re-validated on this path, since PostgreSQL already validated it once, on the way into the dump.</w:t>
       </w:r>
     </w:p>
     <w:p>
